--- a/lab05_trajectory_tracking/Lab05_Report_Template.docx
+++ b/lab05_trajectory_tracking/Lab05_Report_Template.docx
@@ -119,7 +119,7 @@
           <w:color w:val="000000"/>
           <w:sz w:val="22"/>
         </w:rPr>
-        <w:t xml:space="preserve">Directions: </w:t>
+        <w:t>Directions: Open this template in Microsoft Word. Before entering results, select File &gt; Save As and create a personal copy named LastName_Lab05_Report.docx. Replace the prompt text with your results. Paste output as text and add screenshots or plots with Insert &gt; Pictures. Complete and submit your personal .docx copy.</w:t>
       </w:r>
       <w:r>
         <w:rPr>
@@ -129,7 +129,6 @@
           <w:color w:val="000000"/>
           <w:sz w:val="22"/>
         </w:rPr>
-        <w:t>Replace the prompt text with your results. Paste output as text and add screenshots or plots with Insert &gt; Pictures. Save and submit this .docx file.</w:t>
       </w:r>
     </w:p>
     <w:p>

--- a/lab05_trajectory_tracking/Lab05_Report_Template.docx
+++ b/lab05_trajectory_tracking/Lab05_Report_Template.docx
@@ -577,7 +577,7 @@
         <w:pStyle w:val="Heading1"/>
       </w:pPr>
       <w:r>
-        <w:t>4. Engineering questions</w:t>
+        <w:t>4. Engineering question</w:t>
       </w:r>
     </w:p>
     <w:p>
@@ -585,14 +585,7 @@
         <w:spacing w:before="120" w:after="60"/>
       </w:pPr>
       <w:r>
-        <w:rPr>
-          <w:rFonts w:ascii="Arial" w:hAnsi="Arial"/>
-          <w:b/>
-          <w:i w:val="0"/>
-          <w:color w:val="000000"/>
-          <w:sz w:val="22"/>
-        </w:rPr>
-        <w:t>1. Why can a smooth joint-space trajectory produce a curved Cartesian path?</w:t>
+        <w:t>Why can a smooth joint-space trajectory produce a curved Cartesian tool path, while a Cartesian waypoint trajectory can remain approximately straight? Refer to your measured paths.</w:t>
       </w:r>
     </w:p>
     <w:p>
@@ -600,342 +593,7 @@
         <w:spacing w:before="100" w:after="60"/>
       </w:pPr>
       <w:r>
-        <w:rPr>
-          <w:rFonts w:ascii="Arial" w:hAnsi="Arial"/>
-          <w:b/>
-          <w:i w:val="0"/>
-          <w:color w:val="000000"/>
-          <w:sz w:val="22"/>
-        </w:rPr>
-        <w:t>Answer</w:t>
-      </w:r>
-    </w:p>
-    <w:tbl>
-      <w:tblPr>
-        <w:tblW w:type="dxa" w:w="9360"/>
-        <w:tblLayout w:type="fixed"/>
-        <w:tblLook w:firstColumn="1" w:firstRow="1" w:lastColumn="0" w:lastRow="0" w:noHBand="0" w:noVBand="1" w:val="04A0"/>
-        <w:tblInd w:w="0" w:type="dxa"/>
-        <w:tblBorders>
-          <w:top w:val="single" w:sz="4" w:color="DADCE0"/>
-          <w:left w:val="single" w:sz="4" w:color="DADCE0"/>
-          <w:bottom w:val="single" w:sz="4" w:color="DADCE0"/>
-          <w:right w:val="single" w:sz="4" w:color="DADCE0"/>
-          <w:insideH w:val="nil"/>
-          <w:insideV w:val="nil"/>
-        </w:tblBorders>
-      </w:tblPr>
-      <w:tblGrid>
-        <w:gridCol w:w="9360"/>
-      </w:tblGrid>
-      <w:tr>
-        <w:trPr>
-          <w:trHeight w:val="936" w:hRule="atLeast"/>
-        </w:trPr>
-        <w:tc>
-          <w:tcPr>
-            <w:tcW w:type="dxa" w:w="9360"/>
-            <w:tcMar>
-              <w:top w:w="100" w:type="dxa"/>
-              <w:bottom w:w="100" w:type="dxa"/>
-              <w:start w:w="120" w:type="dxa"/>
-              <w:end w:w="120" w:type="dxa"/>
-            </w:tcMar>
-            <w:vAlign w:val="top"/>
-          </w:tcPr>
-          <w:p>
-            <w:pPr>
-              <w:spacing w:after="0"/>
-              <w:jc w:val="left"/>
-            </w:pPr>
-            <w:r>
-              <w:rPr>
-                <w:rFonts w:ascii="Arial" w:hAnsi="Arial"/>
-                <w:b w:val="0"/>
-                <w:i/>
-                <w:color w:val="555555"/>
-                <w:sz w:val="20"/>
-              </w:rPr>
-              <w:t>Type your answer here.</w:t>
-            </w:r>
-          </w:p>
-        </w:tc>
-      </w:tr>
-    </w:tbl>
-    <w:p>
-      <w:pPr>
-        <w:spacing w:before="120" w:after="60"/>
-      </w:pPr>
-      <w:r>
-        <w:rPr>
-          <w:rFonts w:ascii="Arial" w:hAnsi="Arial"/>
-          <w:b/>
-          <w:i w:val="0"/>
-          <w:color w:val="000000"/>
-          <w:sz w:val="22"/>
-        </w:rPr>
-        <w:t>2. Why does increasing duration usually reduce velocity and acceleration demand?</w:t>
-      </w:r>
-    </w:p>
-    <w:p>
-      <w:pPr>
-        <w:spacing w:before="100" w:after="60"/>
-      </w:pPr>
-      <w:r>
-        <w:rPr>
-          <w:rFonts w:ascii="Arial" w:hAnsi="Arial"/>
-          <w:b/>
-          <w:i w:val="0"/>
-          <w:color w:val="000000"/>
-          <w:sz w:val="22"/>
-        </w:rPr>
-        <w:t>Answer</w:t>
-      </w:r>
-    </w:p>
-    <w:tbl>
-      <w:tblPr>
-        <w:tblW w:type="dxa" w:w="9360"/>
-        <w:tblLayout w:type="fixed"/>
-        <w:tblLook w:firstColumn="1" w:firstRow="1" w:lastColumn="0" w:lastRow="0" w:noHBand="0" w:noVBand="1" w:val="04A0"/>
-        <w:tblInd w:w="0" w:type="dxa"/>
-        <w:tblBorders>
-          <w:top w:val="single" w:sz="4" w:color="DADCE0"/>
-          <w:left w:val="single" w:sz="4" w:color="DADCE0"/>
-          <w:bottom w:val="single" w:sz="4" w:color="DADCE0"/>
-          <w:right w:val="single" w:sz="4" w:color="DADCE0"/>
-          <w:insideH w:val="nil"/>
-          <w:insideV w:val="nil"/>
-        </w:tblBorders>
-      </w:tblPr>
-      <w:tblGrid>
-        <w:gridCol w:w="9360"/>
-      </w:tblGrid>
-      <w:tr>
-        <w:trPr>
-          <w:trHeight w:val="936" w:hRule="atLeast"/>
-        </w:trPr>
-        <w:tc>
-          <w:tcPr>
-            <w:tcW w:type="dxa" w:w="9360"/>
-            <w:tcMar>
-              <w:top w:w="100" w:type="dxa"/>
-              <w:bottom w:w="100" w:type="dxa"/>
-              <w:start w:w="120" w:type="dxa"/>
-              <w:end w:w="120" w:type="dxa"/>
-            </w:tcMar>
-            <w:vAlign w:val="top"/>
-          </w:tcPr>
-          <w:p>
-            <w:pPr>
-              <w:spacing w:after="0"/>
-              <w:jc w:val="left"/>
-            </w:pPr>
-            <w:r>
-              <w:rPr>
-                <w:rFonts w:ascii="Arial" w:hAnsi="Arial"/>
-                <w:b w:val="0"/>
-                <w:i/>
-                <w:color w:val="555555"/>
-                <w:sz w:val="20"/>
-              </w:rPr>
-              <w:t>Type your answer here.</w:t>
-            </w:r>
-          </w:p>
-        </w:tc>
-      </w:tr>
-    </w:tbl>
-    <w:p>
-      <w:pPr>
-        <w:spacing w:before="120" w:after="60"/>
-      </w:pPr>
-      <w:r>
-        <w:rPr>
-          <w:rFonts w:ascii="Arial" w:hAnsi="Arial"/>
-          <w:b/>
-          <w:i w:val="0"/>
-          <w:color w:val="000000"/>
-          <w:sz w:val="22"/>
-        </w:rPr>
-        <w:t>3. Which IK continuity strategy prevented joint jumps along the Cartesian path?</w:t>
-      </w:r>
-    </w:p>
-    <w:p>
-      <w:pPr>
-        <w:spacing w:before="100" w:after="60"/>
-      </w:pPr>
-      <w:r>
-        <w:rPr>
-          <w:rFonts w:ascii="Arial" w:hAnsi="Arial"/>
-          <w:b/>
-          <w:i w:val="0"/>
-          <w:color w:val="000000"/>
-          <w:sz w:val="22"/>
-        </w:rPr>
-        <w:t>Answer</w:t>
-      </w:r>
-    </w:p>
-    <w:tbl>
-      <w:tblPr>
-        <w:tblW w:type="dxa" w:w="9360"/>
-        <w:tblLayout w:type="fixed"/>
-        <w:tblLook w:firstColumn="1" w:firstRow="1" w:lastColumn="0" w:lastRow="0" w:noHBand="0" w:noVBand="1" w:val="04A0"/>
-        <w:tblInd w:w="0" w:type="dxa"/>
-        <w:tblBorders>
-          <w:top w:val="single" w:sz="4" w:color="DADCE0"/>
-          <w:left w:val="single" w:sz="4" w:color="DADCE0"/>
-          <w:bottom w:val="single" w:sz="4" w:color="DADCE0"/>
-          <w:right w:val="single" w:sz="4" w:color="DADCE0"/>
-          <w:insideH w:val="nil"/>
-          <w:insideV w:val="nil"/>
-        </w:tblBorders>
-      </w:tblPr>
-      <w:tblGrid>
-        <w:gridCol w:w="9360"/>
-      </w:tblGrid>
-      <w:tr>
-        <w:trPr>
-          <w:trHeight w:val="936" w:hRule="atLeast"/>
-        </w:trPr>
-        <w:tc>
-          <w:tcPr>
-            <w:tcW w:type="dxa" w:w="9360"/>
-            <w:tcMar>
-              <w:top w:w="100" w:type="dxa"/>
-              <w:bottom w:w="100" w:type="dxa"/>
-              <w:start w:w="120" w:type="dxa"/>
-              <w:end w:w="120" w:type="dxa"/>
-            </w:tcMar>
-            <w:vAlign w:val="top"/>
-          </w:tcPr>
-          <w:p>
-            <w:pPr>
-              <w:spacing w:after="0"/>
-              <w:jc w:val="left"/>
-            </w:pPr>
-            <w:r>
-              <w:rPr>
-                <w:rFonts w:ascii="Arial" w:hAnsi="Arial"/>
-                <w:b w:val="0"/>
-                <w:i/>
-                <w:color w:val="555555"/>
-                <w:sz w:val="20"/>
-              </w:rPr>
-              <w:t>Type your answer here.</w:t>
-            </w:r>
-          </w:p>
-        </w:tc>
-      </w:tr>
-    </w:tbl>
-    <w:p>
-      <w:pPr>
-        <w:spacing w:before="120" w:after="60"/>
-      </w:pPr>
-      <w:r>
-        <w:rPr>
-          <w:rFonts w:ascii="Arial" w:hAnsi="Arial"/>
-          <w:b/>
-          <w:i w:val="0"/>
-          <w:color w:val="000000"/>
-          <w:sz w:val="22"/>
-        </w:rPr>
-        <w:t>4. How did waypoint spacing affect straightness, computation, and tracking?</w:t>
-      </w:r>
-    </w:p>
-    <w:p>
-      <w:pPr>
-        <w:spacing w:before="100" w:after="60"/>
-      </w:pPr>
-      <w:r>
-        <w:rPr>
-          <w:rFonts w:ascii="Arial" w:hAnsi="Arial"/>
-          <w:b/>
-          <w:i w:val="0"/>
-          <w:color w:val="000000"/>
-          <w:sz w:val="22"/>
-        </w:rPr>
-        <w:t>Answer</w:t>
-      </w:r>
-    </w:p>
-    <w:tbl>
-      <w:tblPr>
-        <w:tblW w:type="dxa" w:w="9360"/>
-        <w:tblLayout w:type="fixed"/>
-        <w:tblLook w:firstColumn="1" w:firstRow="1" w:lastColumn="0" w:lastRow="0" w:noHBand="0" w:noVBand="1" w:val="04A0"/>
-        <w:tblInd w:w="0" w:type="dxa"/>
-        <w:tblBorders>
-          <w:top w:val="single" w:sz="4" w:color="DADCE0"/>
-          <w:left w:val="single" w:sz="4" w:color="DADCE0"/>
-          <w:bottom w:val="single" w:sz="4" w:color="DADCE0"/>
-          <w:right w:val="single" w:sz="4" w:color="DADCE0"/>
-          <w:insideH w:val="nil"/>
-          <w:insideV w:val="nil"/>
-        </w:tblBorders>
-      </w:tblPr>
-      <w:tblGrid>
-        <w:gridCol w:w="9360"/>
-      </w:tblGrid>
-      <w:tr>
-        <w:trPr>
-          <w:trHeight w:val="936" w:hRule="atLeast"/>
-        </w:trPr>
-        <w:tc>
-          <w:tcPr>
-            <w:tcW w:type="dxa" w:w="9360"/>
-            <w:tcMar>
-              <w:top w:w="100" w:type="dxa"/>
-              <w:bottom w:w="100" w:type="dxa"/>
-              <w:start w:w="120" w:type="dxa"/>
-              <w:end w:w="120" w:type="dxa"/>
-            </w:tcMar>
-            <w:vAlign w:val="top"/>
-          </w:tcPr>
-          <w:p>
-            <w:pPr>
-              <w:spacing w:after="0"/>
-              <w:jc w:val="left"/>
-            </w:pPr>
-            <w:r>
-              <w:rPr>
-                <w:rFonts w:ascii="Arial" w:hAnsi="Arial"/>
-                <w:b w:val="0"/>
-                <w:i/>
-                <w:color w:val="555555"/>
-                <w:sz w:val="20"/>
-              </w:rPr>
-              <w:t>Type your answer here.</w:t>
-            </w:r>
-          </w:p>
-        </w:tc>
-      </w:tr>
-    </w:tbl>
-    <w:p>
-      <w:pPr>
-        <w:spacing w:before="120" w:after="60"/>
-      </w:pPr>
-      <w:r>
-        <w:rPr>
-          <w:rFonts w:ascii="Arial" w:hAnsi="Arial"/>
-          <w:b/>
-          <w:i w:val="0"/>
-          <w:color w:val="000000"/>
-          <w:sz w:val="22"/>
-        </w:rPr>
-        <w:t>5. Which metric most clearly distinguishes the two motions?</w:t>
-      </w:r>
-    </w:p>
-    <w:p>
-      <w:pPr>
-        <w:spacing w:before="100" w:after="60"/>
-      </w:pPr>
-      <w:r>
-        <w:rPr>
-          <w:rFonts w:ascii="Arial" w:hAnsi="Arial"/>
-          <w:b/>
-          <w:i w:val="0"/>
-          <w:color w:val="000000"/>
-          <w:sz w:val="22"/>
-        </w:rPr>
-        <w:t>Answer</w:t>
+        <w:t>Answer in 2-3 sentences.</w:t>
       </w:r>
     </w:p>
     <w:tbl>
